--- a/assets/templates/word/press-release.docx
+++ b/assets/templates/word/press-release.docx
@@ -4,31 +4,154 @@
   <w:body>
     <w:p>
       <w:pPr>
-        <w:pStyle w:val="Title"/>
         <w:jc w:val="center"/>
       </w:pPr>
       <w:r>
-        <w:t>新闻稿</w:t>
+        <w:rPr>
+          <w:b/>
+          <w:color w:val="70AD47"/>
+          <w:sz w:val="18"/>
+        </w:rPr>
+        <w:t>FOR IMMEDIATE RELEASE</w:t>
+      </w:r>
+    </w:p>
+    <w:p/>
+    <w:p>
+      <w:pPr>
+        <w:jc w:val="center"/>
+      </w:pPr>
+      <w:r>
+        <w:rPr>
+          <w:b/>
+          <w:color w:val="2B579A"/>
+          <w:sz w:val="36"/>
+        </w:rPr>
+        <w:t>{{headline}}</w:t>
+      </w:r>
+    </w:p>
+    <w:p/>
+    <w:p>
+      <w:pPr>
+        <w:jc w:val="center"/>
+      </w:pPr>
+      <w:r>
+        <w:rPr>
+          <w:i/>
+          <w:color w:val="5B9BD5"/>
+          <w:sz w:val="24"/>
+        </w:rPr>
+        <w:t>{{subheadline}}</w:t>
       </w:r>
     </w:p>
     <w:p/>
     <w:p>
       <w:r>
-        <w:t>此文件为 新闻稿 模板</w:t>
-      </w:r>
-    </w:p>
-    <w:p>
-      <w:r>
-        <w:t>使用模板变量替换 {{variable_name}} 格式的内容</w:t>
+        <w:t>──────────────────────────────────────────────────</w:t>
       </w:r>
     </w:p>
     <w:p/>
     <w:p>
       <w:r>
-        <w:t>━━━━━━━━━━━━━━━━━━━━━━━━━━━━━━━━━━━━━━━━</w:t>
+        <w:rPr>
+          <w:b/>
+        </w:rPr>
+        <w:t xml:space="preserve">{{location}} — {{release_date}} — </w:t>
+      </w:r>
+    </w:p>
+    <w:p>
+      <w:r>
+        <w:t>{{body_paragraph_1}}</w:t>
+      </w:r>
+    </w:p>
+    <w:p>
+      <w:r>
+        <w:t>{{body_paragraph_2}}</w:t>
+      </w:r>
+    </w:p>
+    <w:p>
+      <w:r>
+        <w:t>{{body_paragraph_3}}</w:t>
       </w:r>
     </w:p>
     <w:p/>
+    <w:p>
+      <w:pPr>
+        <w:jc w:val="center"/>
+      </w:pPr>
+      <w:r>
+        <w:rPr>
+          <w:i/>
+          <w:color w:val="5B9BD5"/>
+        </w:rPr>
+        <w:t>"{{quote}}"</w:t>
+      </w:r>
+    </w:p>
+    <w:p>
+      <w:pPr>
+        <w:jc w:val="center"/>
+      </w:pPr>
+      <w:r>
+        <w:rPr>
+          <w:sz w:val="18"/>
+        </w:rPr>
+        <w:t>— {{quote_attribution}}</w:t>
+      </w:r>
+    </w:p>
+    <w:p/>
+    <w:p>
+      <w:r>
+        <w:t>{{body_paragraph_4}}</w:t>
+      </w:r>
+    </w:p>
+    <w:p/>
+    <w:p>
+      <w:r>
+        <w:t>──────────────────────────────────────────────────</w:t>
+      </w:r>
+    </w:p>
+    <w:p>
+      <w:pPr>
+        <w:pStyle w:val="Heading3"/>
+      </w:pPr>
+      <w:r>
+        <w:rPr>
+          <w:color w:val="2B579A"/>
+        </w:rPr>
+        <w:t>About {{company_name}}</w:t>
+      </w:r>
+    </w:p>
+    <w:p>
+      <w:r>
+        <w:t>{{company_description}}</w:t>
+      </w:r>
+    </w:p>
+    <w:p/>
+    <w:p>
+      <w:pPr>
+        <w:pStyle w:val="Heading3"/>
+      </w:pPr>
+      <w:r>
+        <w:rPr>
+          <w:color w:val="2B579A"/>
+        </w:rPr>
+        <w:t>Media Contact</w:t>
+      </w:r>
+    </w:p>
+    <w:p>
+      <w:r>
+        <w:t>{{contact_name}}</w:t>
+      </w:r>
+    </w:p>
+    <w:p>
+      <w:r>
+        <w:t>{{contact_email}}</w:t>
+      </w:r>
+    </w:p>
+    <w:p>
+      <w:r>
+        <w:t>{{contact_phone}}</w:t>
+      </w:r>
+    </w:p>
     <w:sectPr>
       <w:pgSz w:w="12240" w:h="15840"/>
       <w:pgMar w:top="1440" w:right="1800" w:bottom="1440" w:left="1800" w:header="720" w:footer="720" w:gutter="0"/>
@@ -402,6 +525,10 @@
     <w:name w:val="Normal"/>
     <w:qFormat/>
     <w:rsid w:val="00FC693F"/>
+    <w:rPr>
+      <w:rFonts w:ascii="Microsoft YaHei" w:hAnsi="Microsoft YaHei"/>
+      <w:sz w:val="22"/>
+    </w:rPr>
   </w:style>
   <w:style w:type="paragraph" w:styleId="Header">
     <w:name w:val="header"/>
